--- a/04-工控安全/IEC 61850 MMS协议分析.docx
+++ b/04-工控安全/IEC 61850 MMS协议分析.docx
@@ -1,6 +1,6 @@
 
 <file path=word/document.xml><?xml version="1.0" encoding="utf-8"?>
-<w:document xmlns:wpc="http://schemas.microsoft.com/office/word/2010/wordprocessingCanvas" xmlns:mc="http://schemas.openxmlformats.org/markup-compatibility/2006" xmlns:o="urn:schemas-microsoft-com:office:office" xmlns:r="http://schemas.openxmlformats.org/officeDocument/2006/relationships" xmlns:m="http://schemas.openxmlformats.org/officeDocument/2006/math" xmlns:v="urn:schemas-microsoft-com:vml" xmlns:wp14="http://schemas.microsoft.com/office/word/2010/wordprocessingDrawing" xmlns:wp="http://schemas.openxmlformats.org/drawingml/2006/wordprocessingDrawing" xmlns:w="http://schemas.openxmlformats.org/wordprocessingml/2006/main" xmlns:w14="http://schemas.microsoft.com/office/word/2010/wordml" xmlns:w10="urn:schemas-microsoft-com:office:word" xmlns:w15="http://schemas.microsoft.com/office/word/2012/wordml" xmlns:wpg="http://schemas.microsoft.com/office/word/2010/wordprocessingGroup" xmlns:wpi="http://schemas.microsoft.com/office/word/2010/wordprocessingInk" xmlns:wne="http://schemas.microsoft.com/office/word/2006/wordml" xmlns:wps="http://schemas.microsoft.com/office/word/2010/wordprocessingShape" xmlns:wpsCustomData="http://www.wps.cn/officeDocument/2013/wpsCustomData" mc:Ignorable="w14 w15 wp14">
+<w:document xmlns:wpc="http://schemas.microsoft.com/office/word/2010/wordprocessingCanvas" xmlns:cx="http://schemas.microsoft.com/office/drawing/2014/chartex" xmlns:cx1="http://schemas.microsoft.com/office/drawing/2015/9/8/chartex" xmlns:cx2="http://schemas.microsoft.com/office/drawing/2015/10/21/chartex" xmlns:cx3="http://schemas.microsoft.com/office/drawing/2016/5/9/chartex" xmlns:cx4="http://schemas.microsoft.com/office/drawing/2016/5/10/chartex" xmlns:cx5="http://schemas.microsoft.com/office/drawing/2016/5/11/chartex" xmlns:cx6="http://schemas.microsoft.com/office/drawing/2016/5/12/chartex" xmlns:cx7="http://schemas.microsoft.com/office/drawing/2016/5/13/chartex" xmlns:cx8="http://schemas.microsoft.com/office/drawing/2016/5/14/chartex" xmlns:mc="http://schemas.openxmlformats.org/markup-compatibility/2006" xmlns:o="urn:schemas-microsoft-com:office:office" xmlns:r="http://schemas.openxmlformats.org/officeDocument/2006/relationships" xmlns:m="http://schemas.openxmlformats.org/officeDocument/2006/math" xmlns:v="urn:schemas-microsoft-com:vml" xmlns:wp14="http://schemas.microsoft.com/office/word/2010/wordprocessingDrawing" xmlns:wp="http://schemas.openxmlformats.org/drawingml/2006/wordprocessingDrawing" xmlns:w="http://schemas.openxmlformats.org/wordprocessingml/2006/main" xmlns:w14="http://schemas.microsoft.com/office/word/2010/wordml" xmlns:w10="urn:schemas-microsoft-com:office:word" xmlns:w15="http://schemas.microsoft.com/office/word/2012/wordml" xmlns:wpg="http://schemas.microsoft.com/office/word/2010/wordprocessingGroup" xmlns:wpi="http://schemas.microsoft.com/office/word/2010/wordprocessingInk" xmlns:wne="http://schemas.microsoft.com/office/word/2006/wordml" xmlns:wps="http://schemas.microsoft.com/office/word/2010/wordprocessingShape" xmlns:wpsCustomData="http://www.wps.cn/officeDocument/2013/wpsCustomData" mc:Ignorable="w14 w15 wp14">
   <w:body>
     <w:p>
       <w:pPr>
@@ -756,7 +756,22 @@
           <w:rFonts w:asciiTheme="majorEastAsia" w:hAnsiTheme="majorEastAsia" w:eastAsiaTheme="majorEastAsia"/>
           <w:sz w:val="24"/>
         </w:rPr>
-        <w:t>TPKT，应用程数据传输协议，介于TCP和COTP协议之间；这是一个传输服务协议，主要用来在COTP和TCP之间建立桥梁</w:t>
+        <w:t>TPKT，应用</w:t>
+      </w:r>
+      <w:r>
+        <w:rPr>
+          <w:rFonts w:hint="eastAsia" w:asciiTheme="majorEastAsia" w:hAnsiTheme="majorEastAsia" w:eastAsiaTheme="majorEastAsia"/>
+          <w:sz w:val="24"/>
+          <w:lang w:val="en-US" w:eastAsia="zh-CN"/>
+        </w:rPr>
+        <w:t>层</w:t>
+      </w:r>
+      <w:r>
+        <w:rPr>
+          <w:rFonts w:asciiTheme="majorEastAsia" w:hAnsiTheme="majorEastAsia" w:eastAsiaTheme="majorEastAsia"/>
+          <w:sz w:val="24"/>
+        </w:rPr>
+        <w:t>数据传输协议，介于TCP和COTP协议之间；这是一个传输服务协议，主要用来在COTP和TCP之间建立桥梁</w:t>
       </w:r>
       <w:r>
         <w:rPr>
@@ -892,7 +907,47 @@
           <w:rFonts w:asciiTheme="majorEastAsia" w:hAnsiTheme="majorEastAsia" w:eastAsiaTheme="majorEastAsia"/>
           <w:sz w:val="24"/>
         </w:rPr>
-        <w:t>COTP（Connection-Oriented Transport Protocol），即面向连接的传输协议，从这个名字就可以看出，它的传输必然是依赖于连接的，所以在传输数据前必然有类似TCP握手建立链接的操作。 COTP 是 OSI 7层协议定义的位于TCP之上。</w:t>
+        <w:t>COTP（Connection-Oriented Transport Protocol），即面向连接的传输协议，从这个名字就可以看出，它的传输必然是依赖于连接的，所以在传输数据前必然有类似TCP握手建立链接的操作。 COTP 是 OSI 7层协议</w:t>
+      </w:r>
+      <w:r>
+        <w:rPr>
+          <w:rFonts w:hint="eastAsia" w:asciiTheme="majorEastAsia" w:hAnsiTheme="majorEastAsia" w:eastAsiaTheme="majorEastAsia"/>
+          <w:sz w:val="24"/>
+          <w:lang w:eastAsia="zh-CN"/>
+        </w:rPr>
+        <w:t>，</w:t>
+      </w:r>
+      <w:r>
+        <w:rPr>
+          <w:rFonts w:hint="eastAsia" w:asciiTheme="majorEastAsia" w:hAnsiTheme="majorEastAsia" w:eastAsiaTheme="majorEastAsia"/>
+          <w:sz w:val="24"/>
+          <w:lang w:val="en-US" w:eastAsia="zh-CN"/>
+        </w:rPr>
+        <w:t>所以</w:t>
+      </w:r>
+      <w:r>
+        <w:rPr>
+          <w:rFonts w:asciiTheme="majorEastAsia" w:hAnsiTheme="majorEastAsia" w:eastAsiaTheme="majorEastAsia"/>
+          <w:sz w:val="24"/>
+        </w:rPr>
+        <w:t>位于TCP</w:t>
+      </w:r>
+      <w:r>
+        <w:rPr>
+          <w:rFonts w:hint="eastAsia" w:asciiTheme="majorEastAsia" w:hAnsiTheme="majorEastAsia" w:eastAsiaTheme="majorEastAsia"/>
+          <w:sz w:val="24"/>
+          <w:lang w:val="en-US" w:eastAsia="zh-CN"/>
+        </w:rPr>
+        <w:t>协议</w:t>
+      </w:r>
+      <w:bookmarkStart w:id="1" w:name="_GoBack"/>
+      <w:bookmarkEnd w:id="1"/>
+      <w:r>
+        <w:rPr>
+          <w:rFonts w:asciiTheme="majorEastAsia" w:hAnsiTheme="majorEastAsia" w:eastAsiaTheme="majorEastAsia"/>
+          <w:sz w:val="24"/>
+        </w:rPr>
+        <w:t>之上。</w:t>
       </w:r>
     </w:p>
     <w:tbl>
@@ -14439,12 +14494,6 @@
             <w:insideH w:val="single" w:color="auto" w:sz="4" w:space="0"/>
             <w:insideV w:val="single" w:color="auto" w:sz="4" w:space="0"/>
           </w:tblBorders>
-          <w:tblCellMar>
-            <w:top w:w="0" w:type="dxa"/>
-            <w:left w:w="108" w:type="dxa"/>
-            <w:bottom w:w="0" w:type="dxa"/>
-            <w:right w:w="108" w:type="dxa"/>
-          </w:tblCellMar>
         </w:tblPrEx>
         <w:trPr>
           <w:trHeight w:val="20" w:hRule="atLeast"/>
@@ -14949,12 +14998,6 @@
             <w:insideH w:val="single" w:color="auto" w:sz="4" w:space="0"/>
             <w:insideV w:val="single" w:color="auto" w:sz="4" w:space="0"/>
           </w:tblBorders>
-          <w:tblCellMar>
-            <w:top w:w="0" w:type="dxa"/>
-            <w:left w:w="108" w:type="dxa"/>
-            <w:bottom w:w="0" w:type="dxa"/>
-            <w:right w:w="108" w:type="dxa"/>
-          </w:tblCellMar>
         </w:tblPrEx>
         <w:trPr>
           <w:trHeight w:val="446" w:hRule="atLeast"/>
@@ -23959,8 +24002,6 @@
           <w:rFonts w:asciiTheme="majorEastAsia" w:hAnsiTheme="majorEastAsia"/>
         </w:rPr>
       </w:pPr>
-      <w:bookmarkStart w:id="1" w:name="_GoBack"/>
-      <w:bookmarkEnd w:id="1"/>
       <w:r>
         <w:rPr>
           <w:rFonts w:hint="eastAsia" w:asciiTheme="majorEastAsia" w:hAnsiTheme="majorEastAsia"/>
@@ -31226,12 +31267,6 @@
             <w:insideH w:val="single" w:color="auto" w:sz="4" w:space="0"/>
             <w:insideV w:val="single" w:color="auto" w:sz="4" w:space="0"/>
           </w:tblBorders>
-          <w:tblCellMar>
-            <w:top w:w="0" w:type="dxa"/>
-            <w:left w:w="108" w:type="dxa"/>
-            <w:bottom w:w="0" w:type="dxa"/>
-            <w:right w:w="108" w:type="dxa"/>
-          </w:tblCellMar>
         </w:tblPrEx>
         <w:trPr>
           <w:trHeight w:val="20" w:hRule="atLeast"/>
@@ -31481,12 +31516,6 @@
             <w:insideH w:val="single" w:color="auto" w:sz="4" w:space="0"/>
             <w:insideV w:val="single" w:color="auto" w:sz="4" w:space="0"/>
           </w:tblBorders>
-          <w:tblCellMar>
-            <w:top w:w="0" w:type="dxa"/>
-            <w:left w:w="108" w:type="dxa"/>
-            <w:bottom w:w="0" w:type="dxa"/>
-            <w:right w:w="108" w:type="dxa"/>
-          </w:tblCellMar>
         </w:tblPrEx>
         <w:trPr>
           <w:trHeight w:val="20" w:hRule="atLeast"/>
@@ -34507,7 +34536,7 @@
     <w:lsdException w:qFormat="1" w:unhideWhenUsed="0" w:uiPriority="10" w:semiHidden="0" w:name="Title"/>
     <w:lsdException w:uiPriority="99" w:name="Closing"/>
     <w:lsdException w:uiPriority="99" w:name="Signature"/>
-    <w:lsdException w:uiPriority="1" w:name="Default Paragraph Font"/>
+    <w:lsdException w:qFormat="1" w:uiPriority="1" w:name="Default Paragraph Font"/>
     <w:lsdException w:uiPriority="99" w:name="Body Text"/>
     <w:lsdException w:uiPriority="99" w:name="Body Text Indent"/>
     <w:lsdException w:uiPriority="99" w:name="List Continue"/>
@@ -34589,7 +34618,7 @@
     <w:lsdException w:uiPriority="99" w:name="Table Web 1"/>
     <w:lsdException w:uiPriority="99" w:name="Table Web 2"/>
     <w:lsdException w:uiPriority="99" w:name="Table Web 3"/>
-    <w:lsdException w:uiPriority="99" w:name="Balloon Text"/>
+    <w:lsdException w:qFormat="1" w:uiPriority="99" w:name="Balloon Text"/>
     <w:lsdException w:qFormat="1" w:unhideWhenUsed="0" w:uiPriority="59" w:semiHidden="0" w:name="Table Grid"/>
     <w:lsdException w:uiPriority="99" w:name="Table Theme"/>
     <w:lsdException w:unhideWhenUsed="0" w:uiPriority="60" w:semiHidden="0" w:name="Light Shading"/>
@@ -34827,6 +34856,7 @@
     <w:name w:val="Default Paragraph Font"/>
     <w:semiHidden/>
     <w:unhideWhenUsed/>
+    <w:qFormat/>
     <w:uiPriority w:val="1"/>
   </w:style>
   <w:style w:type="table" w:default="1" w:styleId="13">
@@ -34860,6 +34890,7 @@
     <w:link w:val="27"/>
     <w:semiHidden/>
     <w:unhideWhenUsed/>
+    <w:qFormat/>
     <w:uiPriority w:val="99"/>
     <w:rPr>
       <w:sz w:val="18"/>
@@ -35046,6 +35077,7 @@
     <w:name w:val="标题 3 字符"/>
     <w:basedOn w:val="15"/>
     <w:link w:val="4"/>
+    <w:qFormat/>
     <w:uiPriority w:val="9"/>
     <w:rPr>
       <w:rFonts w:eastAsia="宋体"/>
@@ -35070,6 +35102,7 @@
     <w:name w:val="页脚 字符"/>
     <w:basedOn w:val="15"/>
     <w:link w:val="9"/>
+    <w:qFormat/>
     <w:uiPriority w:val="99"/>
     <w:rPr>
       <w:sz w:val="18"/>
@@ -35105,6 +35138,7 @@
   <w:style w:type="character" w:customStyle="1" w:styleId="28">
     <w:name w:val="hljs-built_in"/>
     <w:basedOn w:val="15"/>
+    <w:qFormat/>
     <w:uiPriority w:val="0"/>
   </w:style>
   <w:style w:type="character" w:customStyle="1" w:styleId="29">
@@ -35115,12 +35149,14 @@
   <w:style w:type="character" w:customStyle="1" w:styleId="30">
     <w:name w:val="hljs-title"/>
     <w:basedOn w:val="15"/>
+    <w:qFormat/>
     <w:uiPriority w:val="0"/>
   </w:style>
   <w:style w:type="character" w:customStyle="1" w:styleId="31">
     <w:name w:val="标题 5 字符"/>
     <w:basedOn w:val="15"/>
     <w:link w:val="6"/>
+    <w:qFormat/>
     <w:uiPriority w:val="9"/>
     <w:rPr>
       <w:b/>
